--- a/Python · FastAPI 백엔드 프로젝트 이력서/CatalogGuard_Lite_포트폴리오_제출용_2026-07.docx
+++ b/Python · FastAPI 백엔드 프로젝트 이력서/CatalogGuard_Lite_포트폴리오_제출용_2026-07.docx
@@ -80,7 +80,7 @@
                 <w:color w:val="1F2933"/>
                 <w:sz w:val="20"/>
               </w:rPr>
-              <w:t>공급사 CSV를 표준화하고 상품의 누락·중복·가격·카테고리·개인정보 문제를 검수하여, 결과를 API·화면·CSV·PostgreSQL 이력으로 제공하는 Python·FastAPI 백엔드 프로젝트입니다.</w:t>
+              <w:t>서로 다른 공급사 CSV를 JSON 프로필로 표준화하고 상품의 누락·중복·가격·카테고리·개인정보 문제를 검수하여, 결과를 API·화면·CSV·PostgreSQL 이력으로 제공하는 Python·FastAPI 백엔드 프로젝트입니다.</w:t>
             </w:r>
           </w:p>
         </w:tc>
@@ -322,7 +322,7 @@
                 <w:color w:val="1F2933"/>
                 <w:sz w:val="17"/>
               </w:rPr>
-              <w:t>검수 규칙, FastAPI API, PostgreSQL 저장, Redis·Celery 비동기 처리, ETL, 테스트·CI, 배포 검증</w:t>
+              <w:t>검수 규칙, FastAPI API, PostgreSQL 저장, Redis·Celery 비동기 처리, 공급사 ETL 프로필 2종, 테스트·CI, 배포 검증</w:t>
             </w:r>
           </w:p>
         </w:tc>
@@ -530,7 +530,7 @@
                 <w:color w:val="2E7D6B"/>
                 <w:sz w:val="30"/>
               </w:rPr>
-              <w:t>831 passed</w:t>
+              <w:t>832 passed</w:t>
             </w:r>
           </w:p>
           <w:p>
@@ -578,7 +578,7 @@
                 <w:color w:val="2F6B9A"/>
                 <w:sz w:val="30"/>
               </w:rPr>
-              <w:t>89 passed</w:t>
+              <w:t>96 passed</w:t>
             </w:r>
           </w:p>
           <w:p>
@@ -592,7 +592,7 @@
                 <w:color w:val="64727E"/>
                 <w:sz w:val="15"/>
               </w:rPr>
-              <w:t>ETL·API 통합 검증</w:t>
+              <w:t>ETL·검수·API 검증</w:t>
             </w:r>
           </w:p>
         </w:tc>
@@ -626,7 +626,7 @@
                 <w:color w:val="C7762E"/>
                 <w:sz w:val="30"/>
               </w:rPr>
-              <w:t>Test #30</w:t>
+              <w:t>Test #31</w:t>
             </w:r>
           </w:p>
           <w:p>
@@ -750,7 +750,7 @@
           <w:color w:val="1F2933"/>
           <w:sz w:val="18"/>
         </w:rPr>
-        <w:t>Redis·Celery 비동기 검수, 공급사 JSON 프로필 ETL, sale_price 검수를 기존 API·Streamlit 결과까지 연결하였습니다.</w:t>
+        <w:t>Redis·Celery 비동기 검수와 sale_price 규칙을 연결하고, 합성 공급사 JSON 프로필 2종을 공통 ETL 코드 변경 없이 처리하였습니다.</w:t>
       </w:r>
     </w:p>
     <w:p>
@@ -1781,7 +1781,7 @@
           <w:color w:val="1F2933"/>
           <w:sz w:val="18"/>
         </w:rPr>
-        <w:t>CSV 업로드와 공급사 파일 변환부터 검수·통계·다운로드·이력 조회까지 한 흐름으로 연결하였습니다.</w:t>
+        <w:t>CSV 업로드와 합성 공급사 프로필 2종 변환부터 검수·통계·다운로드·이력 조회까지 한 흐름으로 연결하였습니다.</w:t>
       </w:r>
     </w:p>
     <w:p>
@@ -2507,7 +2507,7 @@
                 <w:color w:val="1F2933"/>
                 <w:sz w:val="15"/>
               </w:rPr>
-              <w:t>공급사 컬럼 매핑, 정상·reject·요약 파일 생성</w:t>
+              <w:t>합성 공급사 프로필 2종 컬럼 매핑, 정상·reject·요약 파일 생성</w:t>
             </w:r>
           </w:p>
         </w:tc>
@@ -2542,7 +2542,7 @@
                 <w:color w:val="1F2933"/>
                 <w:sz w:val="15"/>
               </w:rPr>
-              <w:t>공급사 차이와 품질 검수 책임을 분리</w:t>
+              <w:t>공급사별 코드를 만들지 않고 JSON 프로필로 구조 차이를 흡수</w:t>
             </w:r>
           </w:p>
         </w:tc>
@@ -5685,7 +5685,7 @@
           <w:color w:val="193A5A"/>
           <w:sz w:val="34"/>
         </w:rPr>
-        <w:t>6. 공급사 CSV ETL과 할인 가격 검수</w:t>
+        <w:t>6. 공급사 프로필 2종 ETL과 할인 가격 검수</w:t>
       </w:r>
     </w:p>
     <w:p>
@@ -5698,7 +5698,7 @@
           <w:color w:val="64727E"/>
           <w:sz w:val="18"/>
         </w:rPr>
-        <w:t>공급사마다 다른 컬럼 구조를 JSON 프로필로 표준화하고, 변환 오류와 상품 품질 오류의 책임을 분리했습니다.</w:t>
+        <w:t>서로 다른 합성 공급사 CSV 구조를 JSON 프로필로 표준화하고, 변환 오류와 상품 품질 오류의 책임을 분리했습니다.</w:t>
       </w:r>
     </w:p>
     <w:p>
@@ -5760,7 +5760,7 @@
           <w:color w:val="193A5A"/>
           <w:sz w:val="25"/>
         </w:rPr>
-        <w:t>샘플 공급사 매핑</w:t>
+        <w:t>합성 공급사 프로필 비교</w:t>
       </w:r>
     </w:p>
     <w:tbl>
@@ -5807,7 +5807,7 @@
                 <w:color w:val="FFFFFF"/>
                 <w:sz w:val="15"/>
               </w:rPr>
-              <w:t>원본 컬럼</w:t>
+              <w:t>프로필</w:t>
             </w:r>
           </w:p>
         </w:tc>
@@ -5842,7 +5842,7 @@
                 <w:color w:val="FFFFFF"/>
                 <w:sz w:val="15"/>
               </w:rPr>
-              <w:t>표준 컬럼</w:t>
+              <w:t>원본 → 표준 컬럼</w:t>
             </w:r>
           </w:p>
         </w:tc>
@@ -5877,7 +5877,7 @@
                 <w:color w:val="FFFFFF"/>
                 <w:sz w:val="15"/>
               </w:rPr>
-              <w:t>처리</w:t>
+              <w:t>설계 의미</w:t>
             </w:r>
           </w:p>
         </w:tc>
@@ -5914,7 +5914,7 @@
                 <w:color w:val="193A5A"/>
                 <w:sz w:val="15"/>
               </w:rPr>
-              <w:t>vendor_sku</w:t>
+              <w:t>패션 공급사 v1</w:t>
             </w:r>
           </w:p>
         </w:tc>
@@ -5949,7 +5949,7 @@
                 <w:color w:val="1F2933"/>
                 <w:sz w:val="15"/>
               </w:rPr>
-              <w:t>product_group_id, product_id</w:t>
+              <w:t>vendor_sku → product_group_id, product_id</w:t>
             </w:r>
           </w:p>
         </w:tc>
@@ -5984,7 +5984,7 @@
                 <w:color w:val="1F2933"/>
                 <w:sz w:val="15"/>
               </w:rPr>
-              <w:t>공백 제거, 앞자리 0 유지</w:t>
+              <w:t>그룹 ID와 개별 ID를 한 키로 처리</w:t>
             </w:r>
           </w:p>
         </w:tc>
@@ -6021,7 +6021,7 @@
                 <w:color w:val="193A5A"/>
                 <w:sz w:val="15"/>
               </w:rPr>
-              <w:t>item_name</w:t>
+              <w:t>패션 공급사 v1</w:t>
             </w:r>
           </w:p>
         </w:tc>
@@ -6056,7 +6056,7 @@
                 <w:color w:val="1F2933"/>
                 <w:sz w:val="15"/>
               </w:rPr>
-              <w:t>product_name</w:t>
+              <w:t>discount_price → sale_price</w:t>
             </w:r>
           </w:p>
         </w:tc>
@@ -6091,7 +6091,7 @@
                 <w:color w:val="1F2933"/>
                 <w:sz w:val="15"/>
               </w:rPr>
-              <w:t>공백 제거</w:t>
+              <w:t>선택 할인 가격 컬럼 처리</w:t>
             </w:r>
           </w:p>
         </w:tc>
@@ -6128,7 +6128,7 @@
                 <w:color w:val="193A5A"/>
                 <w:sz w:val="15"/>
               </w:rPr>
-              <w:t>list_price</w:t>
+              <w:t>마켓플레이스 v1</w:t>
             </w:r>
           </w:p>
         </w:tc>
@@ -6163,7 +6163,7 @@
                 <w:color w:val="1F2933"/>
                 <w:sz w:val="15"/>
               </w:rPr>
-              <w:t>price</w:t>
+              <w:t>style_id → product_group_id</w:t>
             </w:r>
           </w:p>
         </w:tc>
@@ -6198,7 +6198,7 @@
                 <w:color w:val="1F2933"/>
                 <w:sz w:val="15"/>
               </w:rPr>
-              <w:t>12,000·₩12,000을 정수 문자열로 변환</w:t>
+              <w:t>상품 그룹 키를 별도로 유지</w:t>
             </w:r>
           </w:p>
         </w:tc>
@@ -6235,7 +6235,7 @@
                 <w:color w:val="193A5A"/>
                 <w:sz w:val="15"/>
               </w:rPr>
-              <w:t>discount_price</w:t>
+              <w:t>마켓플레이스 v1</w:t>
             </w:r>
           </w:p>
         </w:tc>
@@ -6270,7 +6270,7 @@
                 <w:color w:val="1F2933"/>
                 <w:sz w:val="15"/>
               </w:rPr>
-              <w:t>sale_price</w:t>
+              <w:t>sku_code → product_id</w:t>
             </w:r>
           </w:p>
         </w:tc>
@@ -6305,7 +6305,7 @@
                 <w:color w:val="1F2933"/>
                 <w:sz w:val="15"/>
               </w:rPr>
-              <w:t>빈 값 유지, 값이 있으면 price와 같은 파서 사용</w:t>
+              <w:t>같은 그룹 아래 개별 SKU 유지</w:t>
             </w:r>
           </w:p>
         </w:tc>
@@ -6342,7 +6342,7 @@
                 <w:color w:val="193A5A"/>
                 <w:sz w:val="15"/>
               </w:rPr>
-              <w:t>colour / size_name</w:t>
+              <w:t>마켓플레이스 v1</w:t>
             </w:r>
           </w:p>
         </w:tc>
@@ -6377,7 +6377,7 @@
                 <w:color w:val="1F2933"/>
                 <w:sz w:val="15"/>
               </w:rPr>
-              <w:t>color / size</w:t>
+              <w:t>promo_price → sale_price</w:t>
             </w:r>
           </w:p>
         </w:tc>
@@ -6412,7 +6412,7 @@
                 <w:color w:val="1F2933"/>
                 <w:sz w:val="15"/>
               </w:rPr>
-              <w:t>공백 제거 후 기존 검수기로 전달</w:t>
+              <w:t>할인 가격 관계 검수로 전달</w:t>
             </w:r>
           </w:p>
         </w:tc>
@@ -6449,7 +6449,7 @@
                 <w:color w:val="193A5A"/>
                 <w:sz w:val="15"/>
               </w:rPr>
-              <w:t>quantity</w:t>
+              <w:t>공통 ETL</w:t>
             </w:r>
           </w:p>
         </w:tc>
@@ -6484,7 +6484,7 @@
                 <w:color w:val="1F2933"/>
                 <w:sz w:val="15"/>
               </w:rPr>
-              <w:t>stock</w:t>
+              <w:t>list/regular_price → price · 재고 → stock</w:t>
             </w:r>
           </w:p>
         </w:tc>
@@ -6519,7 +6519,7 @@
                 <w:color w:val="1F2933"/>
                 <w:sz w:val="15"/>
               </w:rPr>
-              <w:t>음수가 아닌 정수, 빈 값은 0</w:t>
+              <w:t>공통 파서와 기본값을 재사용</w:t>
             </w:r>
           </w:p>
         </w:tc>
@@ -6958,7 +6958,7 @@
           <w:color w:val="1F2933"/>
           <w:sz w:val="18"/>
         </w:rPr>
-        <w:t>샘플 CLI는 3행 중 정상 변환 2행, reject 1행, 종료 코드 0을 확인하였습니다.</w:t>
+        <w:t>두 번째 샘플 CLI는 3행 중 정상 변환 2행, reject 1행, 종료 코드 0을 확인하였습니다.</w:t>
       </w:r>
     </w:p>
     <w:p>
@@ -6973,7 +6973,7 @@
           <w:color w:val="1F2933"/>
           <w:sz w:val="18"/>
         </w:rPr>
-        <w:t>ETL 결과를 실제 validate_and_read_uploaded_csv()와 inspect_dataframe()에 전달한 통합 검증은 89 passed입니다.</w:t>
+        <w:t>지정 ETL 테스트는 27 passed, ETL·검수 서비스·API 관련 검증은 96 passed입니다.</w:t>
       </w:r>
     </w:p>
     <w:tbl>
@@ -7026,7 +7026,7 @@
                 <w:color w:val="1F2933"/>
                 <w:sz w:val="17"/>
               </w:rPr>
-              <w:t>공급사 프로필은 1종이며 웹 수집, DB 직접 적재, 대용량 streaming, 증분 ETL, 자동 공급사 감지는 아직 지원하지 않습니다.</w:t>
+              <w:t>합성 공급사 프로필은 2종이며 사용자가 수동으로 선택합니다. 실제 외부 공급사 연동, 웹 수집, DB 직접 적재, 대용량 streaming, 증분 ETL, 자동 공급사 감지는 아직 지원하지 않습니다.</w:t>
             </w:r>
           </w:p>
         </w:tc>
@@ -7272,7 +7272,7 @@
                 <w:color w:val="1F2933"/>
                 <w:sz w:val="15"/>
               </w:rPr>
-              <w:t>831 passed, 26 skipped, 2 deselected</w:t>
+              <w:t>832 passed, 26 skipped, 2 deselected</w:t>
             </w:r>
           </w:p>
         </w:tc>
@@ -7344,7 +7344,7 @@
                 <w:color w:val="193A5A"/>
                 <w:sz w:val="15"/>
               </w:rPr>
-              <w:t>ETL·API 통합</w:t>
+              <w:t>ETL·검수·API 관련</w:t>
             </w:r>
           </w:p>
         </w:tc>
@@ -7379,7 +7379,7 @@
                 <w:color w:val="1F2933"/>
                 <w:sz w:val="15"/>
               </w:rPr>
-              <w:t>89 passed</w:t>
+              <w:t>96 passed (지정 ETL 27 passed)</w:t>
             </w:r>
           </w:p>
         </w:tc>
@@ -7414,7 +7414,7 @@
                 <w:color w:val="1F2933"/>
                 <w:sz w:val="15"/>
               </w:rPr>
-              <w:t>ETL 출력과 sale_price 검수·API 계약 호환성</w:t>
+              <w:t>프로필 2종 변환·reject·sale_price·API 계약 호환성</w:t>
             </w:r>
           </w:p>
         </w:tc>
@@ -7486,7 +7486,7 @@
                 <w:color w:val="1F2933"/>
                 <w:sz w:val="15"/>
               </w:rPr>
-              <w:t>Test #30 success</w:t>
+              <w:t>Test #31 success</w:t>
             </w:r>
           </w:p>
         </w:tc>
@@ -7521,7 +7521,7 @@
                 <w:color w:val="1F2933"/>
                 <w:sz w:val="15"/>
               </w:rPr>
-              <w:t>PostgreSQL·Redis·FastAPI·Worker·Streamlit 시작 흐름</w:t>
+              <w:t>CI 858 passed·비동기 E2E 1 passed·Streamlit HTTP 200</w:t>
             </w:r>
           </w:p>
         </w:tc>
@@ -8754,7 +8754,7 @@
                 <w:color w:val="1F2933"/>
                 <w:sz w:val="16"/>
               </w:rPr>
-              <w:t>공급사 프로필 1종, CSV만 지원</w:t>
+              <w:t>합성 공급사 프로필 2종, 수동 선택, CSV만 지원</w:t>
             </w:r>
           </w:p>
         </w:tc>
@@ -8896,7 +8896,7 @@
                 <w:color w:val="1F2933"/>
                 <w:sz w:val="17"/>
               </w:rPr>
-              <w:t>CatalogGuard Lite는 공급사 상품 CSV를 표준화하고 누락·중복·가격·카테고리·개인정보 문제를 검수하는 데이터 품질 서비스입니다. FastAPI와 PostgreSQL로 결과 이력을 관리하고, 동일 CSV는 파일 해시와 검수 버전으로 기존 결과를 재사용하도록 설계했습니다. 긴 작업은 Redis·Celery로 분리하고, GitHub Actions에서 PostgreSQL·Redis·FastAPI·Worker를 연결한 비동기 E2E까지 검증했습니다.</w:t>
+              <w:t>CatalogGuard Lite는 서로 다른 공급사 상품 CSV를 JSON 프로필로 표준화하고 누락·중복·가격·카테고리·개인정보 문제를 검수하는 데이터 품질 서비스입니다. FastAPI와 PostgreSQL로 결과 이력을 관리하고, 동일 CSV는 파일 해시와 검수 버전으로 기존 결과를 재사용하도록 설계했습니다. 합성 공급사 프로필 2종을 공통 ETL 코드 변경 없이 처리했으며, Redis·Celery 비동기 흐름을 GitHub Actions E2E로 검증했습니다.</w:t>
             </w:r>
           </w:p>
         </w:tc>
@@ -8914,7 +8914,7 @@
           <w:color w:val="193A5A"/>
           <w:sz w:val="16"/>
         </w:rPr>
-        <w:t>최신 기준: commit 0e14c77 · inspection_version 5 · GitHub Actions Test #30 success</w:t>
+        <w:t>최신 기준: commit e5e2ffa · inspection_version 5 · GitHub Actions Test #31 success</w:t>
       </w:r>
     </w:p>
     <w:sectPr>
